--- a/SEG3525_Project2_Mockup_AhmedNasr.docx
+++ b/SEG3525_Project2_Mockup_AhmedNasr.docx
@@ -8,7 +8,7 @@
         <w:jc w:val="center"/>
       </w:pPr>
       <w:r>
-        <w:t>ByteBox Ottawa - PC Parts &amp; Custom Builds</w:t>
+        <w:t>ByteBox Ottawa: PC Parts &amp; Custom Builds</w:t>
       </w:r>
     </w:p>
     <w:p/>
@@ -34,28 +34,54 @@
         <w:t>300279868</w:t>
       </w:r>
     </w:p>
-    <w:p>
-      <w:pPr>
-        <w:pStyle w:val="Heading2"/>
-      </w:pPr>
-      <w:r>
-        <w:t>Site d'entreprise inspirant</w:t>
-      </w:r>
-    </w:p>
+    <w:p/>
     <w:p>
       <w:r>
         <w:rPr>
           <w:b/>
         </w:rPr>
-        <w:t xml:space="preserve">Site de référence : </w:t>
+        <w:t xml:space="preserve">Site d'entreprise inspirant : </w:t>
       </w:r>
       <w:r>
-        <w:t>Canada Computers - https://www.canadacomputers.com</w:t>
+        <w:t>Canada Computers (https://www.canadacomputers.com)</w:t>
       </w:r>
     </w:p>
     <w:p>
       <w:r>
-        <w:t>Canada Computers is a well-established Canadian PC parts retailer with both physical stores and an online presence. Their website inspired me because of its clear service categorization, straightforward navigation for both parts browsing and service booking, and how it balances technical information with accessibility for non-expert users. I wanted to capture a similar balance of expertise and approachability, but with a more modern, minimal design aesthetic and a personality that reflects the enthusiast PC culture.</w:t>
+        <w:t>Canada Computers is a Canadian PC parts retailer with clear service categorization and a balance between technical information and accessibility. I was inspired by their pricing transparency and service booking flow, but wanted a more modern, minimal design with personality that reflects PC enthusiast culture.</w:t>
+      </w:r>
+    </w:p>
+    <w:p/>
+    <w:p>
+      <w:r>
+        <w:rPr>
+          <w:b/>
+        </w:rPr>
+        <w:t xml:space="preserve">Type d'entreprise choisi : </w:t>
+      </w:r>
+    </w:p>
+    <w:p>
+      <w:r>
+        <w:t>I chose a local PC parts and custom build shop because it serves a dual audience: tech-savvy gamers who know exactly what they want, and non-technical users who need help diagnosing problems. This creates interesting UX challenges around progressive disclosure, jargon-free communication, and flexible booking flows.</w:t>
+      </w:r>
+    </w:p>
+    <w:p/>
+    <w:p>
+      <w:r>
+        <w:rPr>
+          <w:b/>
+        </w:rPr>
+        <w:t xml:space="preserve">Deux personas : </w:t>
+      </w:r>
+    </w:p>
+    <w:p>
+      <w:r>
+        <w:t>Persona 1: Marcus (22, CS student, gamer). Marcus wants to book a custom PC build consultation. He knows the components he wants but needs expert advice on compatibility and airflow. He wants to browse prices, book online, and find the shop by transit.</w:t>
+      </w:r>
+    </w:p>
+    <w:p>
+      <w:r>
+        <w:t>Persona 2: Sophie (45, small business owner). Sophie's office computer is slow and crashing. She doesn't know if it needs a repair or replacement. She wants clear pricing, a diagnostic appointment, and the ability to ask questions before visiting.</w:t>
       </w:r>
     </w:p>
     <w:p>
@@ -63,50 +89,7 @@
         <w:pStyle w:val="Heading2"/>
       </w:pPr>
       <w:r>
-        <w:t>Type d'entreprise choisi</w:t>
-      </w:r>
-    </w:p>
-    <w:p>
-      <w:r>
-        <w:t>I chose a local PC parts and custom build shop because it presents interesting UX challenges: the target audience ranges from enthusiast gamers who know exactly what they want, to parents buying their kid's first computer who need guidance. Designing for this dual audience requires careful attention to information architecture, progressive disclosure of technical details, and a booking flow that accommodates both "I know what I need" and "I need a consultation" user paths. This also allowed me to explore creative visual design (the terminal/retro aesthetic) while maintaining usability -- a core tension studied in SEG3525.</w:t>
-      </w:r>
-    </w:p>
-    <w:p>
-      <w:pPr>
-        <w:pStyle w:val="Heading2"/>
-      </w:pPr>
-      <w:r>
-        <w:t>Deux personas</w:t>
-      </w:r>
-    </w:p>
-    <w:p>
-      <w:r>
-        <w:rPr>
-          <w:b/>
-        </w:rPr>
-        <w:t xml:space="preserve">Persona 1 - Marcus (22, uOttawa CS student, gamer): </w:t>
-      </w:r>
-      <w:r>
-        <w:t>Marcus wants to build a custom gaming PC for under $1,500. He has a rough idea of the components he wants (RTX 4070, Ryzen 7) but wants expert advice on case airflow and PSU sizing. He wants to book a build consultation for Saturday afternoon, browse the service options and prices beforehand, and know exactly where the shop is since he'll be taking the bus from campus.</w:t>
-      </w:r>
-    </w:p>
-    <w:p>
-      <w:r>
-        <w:rPr>
-          <w:b/>
-        </w:rPr>
-        <w:t xml:space="preserve">Persona 2 - Sophie (45, small business owner): </w:t>
-      </w:r>
-      <w:r>
-        <w:t>Sophie's office desktop is running slow and crashing during video calls. She doesn't know if it needs a repair, an upgrade, or a full replacement. She wants to book a diagnostic appointment, understand what each service costs before committing, and be able to contact the shop with questions. She values clear, jargon-free descriptions and a straightforward booking process.</w:t>
-      </w:r>
-    </w:p>
-    <w:p>
-      <w:pPr>
-        <w:pStyle w:val="Heading2"/>
-      </w:pPr>
-      <w:r>
-        <w:t>Captures d'écran des maquettes</w:t>
+        <w:t>Captures d'écran</w:t>
       </w:r>
     </w:p>
     <w:p>
@@ -119,14 +102,14 @@
     </w:p>
     <w:p>
       <w:r>
-        <w:t>Home page with hero section, typing animation, ASCII art, service overview, testimonials, and business hours.</w:t>
+        <w:t>Hero section with typing animation and ASCII art PC setup (hectoras). Three service overview cards, testimonials styled as code comments, and business hours.</w:t>
       </w:r>
     </w:p>
     <w:p>
       <w:r>
         <w:drawing>
           <wp:inline xmlns:a="http://schemas.openxmlformats.org/drawingml/2006/main" xmlns:pic="http://schemas.openxmlformats.org/drawingml/2006/picture">
-            <wp:extent cx="5029200" cy="3536156"/>
+            <wp:extent cx="5029200" cy="3143250"/>
             <wp:docPr id="1" name="Picture 1"/>
             <wp:cNvGraphicFramePr>
               <a:graphicFrameLocks noChangeAspect="1"/>
@@ -147,7 +130,7 @@
                   <pic:spPr>
                     <a:xfrm>
                       <a:off x="0" y="0"/>
-                      <a:ext cx="5029200" cy="3536156"/>
+                      <a:ext cx="5029200" cy="3143250"/>
                     </a:xfrm>
                     <a:prstGeom prst="rect"/>
                   </pic:spPr>
@@ -169,14 +152,14 @@
     </w:p>
     <w:p>
       <w:r>
-        <w:t>Six service cards with descriptions, prices, and direct booking links. Clean grid layout with hover effects.</w:t>
+        <w:t>Six service cards in a responsive grid with prices, descriptions, and direct booking links. Each card has a terminal-style filename header.</w:t>
       </w:r>
     </w:p>
     <w:p>
       <w:r>
         <w:drawing>
           <wp:inline xmlns:a="http://schemas.openxmlformats.org/drawingml/2006/main" xmlns:pic="http://schemas.openxmlformats.org/drawingml/2006/picture">
-            <wp:extent cx="5029200" cy="3536156"/>
+            <wp:extent cx="5029200" cy="3143250"/>
             <wp:docPr id="2" name="Picture 2"/>
             <wp:cNvGraphicFramePr>
               <a:graphicFrameLocks noChangeAspect="1"/>
@@ -197,7 +180,7 @@
                   <pic:spPr>
                     <a:xfrm>
                       <a:off x="0" y="0"/>
-                      <a:ext cx="5029200" cy="3536156"/>
+                      <a:ext cx="5029200" cy="3143250"/>
                     </a:xfrm>
                     <a:prstGeom prst="rect"/>
                   </pic:spPr>
@@ -219,14 +202,14 @@
     </w:p>
     <w:p>
       <w:r>
-        <w:t>Multi-step booking form (4 steps): service selection, date/time, client information, and review. Terminal-style progress bar.</w:t>
+        <w:t>Four-step booking form with terminal-style progress bar. Step 1: service selection. Steps 2-4: date/time, client info, review.</w:t>
       </w:r>
     </w:p>
     <w:p>
       <w:r>
         <w:drawing>
           <wp:inline xmlns:a="http://schemas.openxmlformats.org/drawingml/2006/main" xmlns:pic="http://schemas.openxmlformats.org/drawingml/2006/picture">
-            <wp:extent cx="5029200" cy="3536156"/>
+            <wp:extent cx="5029200" cy="3143250"/>
             <wp:docPr id="3" name="Picture 3"/>
             <wp:cNvGraphicFramePr>
               <a:graphicFrameLocks noChangeAspect="1"/>
@@ -247,7 +230,7 @@
                   <pic:spPr>
                     <a:xfrm>
                       <a:off x="0" y="0"/>
-                      <a:ext cx="5029200" cy="3536156"/>
+                      <a:ext cx="5029200" cy="3143250"/>
                     </a:xfrm>
                     <a:prstGeom prst="rect"/>
                   </pic:spPr>
@@ -264,19 +247,19 @@
         <w:pStyle w:val="Heading3"/>
       </w:pPr>
       <w:r>
-        <w:t>Page de contact</w:t>
+        <w:t>Page de contact / Informations client</w:t>
       </w:r>
     </w:p>
     <w:p>
       <w:r>
-        <w:t>Contact form, direct contact info with icons, social media links, and FAQ accordion section.</w:t>
+        <w:t>Contact form with validation, direct contact information, social media links, and FAQ accordion with 4 common questions.</w:t>
       </w:r>
     </w:p>
     <w:p>
       <w:r>
         <w:drawing>
           <wp:inline xmlns:a="http://schemas.openxmlformats.org/drawingml/2006/main" xmlns:pic="http://schemas.openxmlformats.org/drawingml/2006/picture">
-            <wp:extent cx="5029200" cy="3536156"/>
+            <wp:extent cx="5029200" cy="3143250"/>
             <wp:docPr id="4" name="Picture 4"/>
             <wp:cNvGraphicFramePr>
               <a:graphicFrameLocks noChangeAspect="1"/>
@@ -297,7 +280,7 @@
                   <pic:spPr>
                     <a:xfrm>
                       <a:off x="0" y="0"/>
-                      <a:ext cx="5029200" cy="3536156"/>
+                      <a:ext cx="5029200" cy="3143250"/>
                     </a:xfrm>
                     <a:prstGeom prst="rect"/>
                   </pic:spPr>
@@ -319,14 +302,14 @@
     </w:p>
     <w:p>
       <w:r>
-        <w:t>Booking confirmation with reference number, appointment summary, and calendar link.</w:t>
+        <w:t>Booking confirmation with reference number, appointment summary, and Google Calendar link. Clear success feedback.</w:t>
       </w:r>
     </w:p>
     <w:p>
       <w:r>
         <w:drawing>
           <wp:inline xmlns:a="http://schemas.openxmlformats.org/drawingml/2006/main" xmlns:pic="http://schemas.openxmlformats.org/drawingml/2006/picture">
-            <wp:extent cx="5029200" cy="3536156"/>
+            <wp:extent cx="5029200" cy="3143250"/>
             <wp:docPr id="5" name="Picture 5"/>
             <wp:cNvGraphicFramePr>
               <a:graphicFrameLocks noChangeAspect="1"/>
@@ -347,7 +330,7 @@
                   <pic:spPr>
                     <a:xfrm>
                       <a:off x="0" y="0"/>
-                      <a:ext cx="5029200" cy="3536156"/>
+                      <a:ext cx="5029200" cy="3143250"/>
                     </a:xfrm>
                     <a:prstGeom prst="rect"/>
                   </pic:spPr>
@@ -369,14 +352,14 @@
     </w:p>
     <w:p>
       <w:r>
-        <w:t>Google Maps embed, address and contact details, business hours table, directions, and parking info.</w:t>
+        <w:t>Google Maps embed, full address and contact details, business hours table, directions from landmarks, and parking info.</w:t>
       </w:r>
     </w:p>
     <w:p>
       <w:r>
         <w:drawing>
           <wp:inline xmlns:a="http://schemas.openxmlformats.org/drawingml/2006/main" xmlns:pic="http://schemas.openxmlformats.org/drawingml/2006/picture">
-            <wp:extent cx="5029200" cy="3536156"/>
+            <wp:extent cx="5029200" cy="3143250"/>
             <wp:docPr id="6" name="Picture 6"/>
             <wp:cNvGraphicFramePr>
               <a:graphicFrameLocks noChangeAspect="1"/>
@@ -397,7 +380,7 @@
                   <pic:spPr>
                     <a:xfrm>
                       <a:off x="0" y="0"/>
-                      <a:ext cx="5029200" cy="3536156"/>
+                      <a:ext cx="5029200" cy="3143250"/>
                     </a:xfrm>
                     <a:prstGeom prst="rect"/>
                   </pic:spPr>
@@ -419,7 +402,7 @@
     </w:p>
     <w:p>
       <w:r>
-        <w:t>J'ai utilisé Claude (Anthropic), https://claude.ai, pour assister avec la génération du code HTML/CSS/JavaScript et pour le design visuel du site web. Le concept créatif, les décisions de design UX, les personas, et l'architecture de l'information ont été développés par moi.</w:t>
+        <w:t>J'ai utilisé Claude (Anthropic), https://claude.ai, pour assister avec la génération du code HTML/CSS/JavaScript et pour itérer sur le design visuel.</w:t>
       </w:r>
     </w:p>
     <w:p>
@@ -432,27 +415,22 @@
     </w:p>
     <w:p>
       <w:r>
-        <w:t>1. Canada Computers - https://www.canadacomputers.com (site inspirant)</w:t>
+        <w:t>1. Canada Computers: https://www.canadacomputers.com</w:t>
       </w:r>
     </w:p>
     <w:p>
       <w:r>
-        <w:t>2. ASCII Art Archive - https://www.asciiart.eu/computers/computers (ASCII art by hectoras and Kevin Lam)</w:t>
+        <w:t>2. ASCII Art Archive: https://www.asciiart.eu/computers/computers (ASCII art by hectoras)</w:t>
       </w:r>
     </w:p>
     <w:p>
       <w:r>
-        <w:t>3. Nielsen Norman Group - https://www.nngroup.com/articles/ten-usability-heuristics/ (heuristics reference)</w:t>
+        <w:t>3. MDN Web Docs: https://developer.mozilla.org/</w:t>
       </w:r>
     </w:p>
     <w:p>
       <w:r>
-        <w:t>4. MDN Web Docs - https://developer.mozilla.org/en-US/docs/Web/Progressive_web_apps (PWA and responsive design)</w:t>
-      </w:r>
-    </w:p>
-    <w:p>
-      <w:r>
-        <w:t>5. W3C Web Content Accessibility Guidelines - https://www.w3.org/WAI/WCAG21/quickref/ (accessibility)</w:t>
+        <w:t>4. W3C WCAG: https://www.w3.org/WAI/WCAG21/quickref/</w:t>
       </w:r>
     </w:p>
     <w:sectPr>
